--- a/Fase 1/Evidencias Individuales/Ruiz_Ignacio_1.3_APT122_AutoevaluacionFase1.docx
+++ b/Fase 1/Evidencias Individuales/Ruiz_Ignacio_1.3_APT122_AutoevaluacionFase1.docx
@@ -12583,7 +12583,7 @@
     <w:sdt>
       <w:sdtPr>
         <w:lock w:val="contentLocked"/>
-        <w:id w:val="-247015688"/>
+        <w:id w:val="1024393860"/>
         <w:tag w:val="goog_rdk_0"/>
       </w:sdtPr>
       <w:sdtContent>
